--- a/testy/Test_1_Iniciaciya_Variant_B.docx
+++ b/testy/Test_1_Iniciaciya_Variant_B.docx
@@ -220,64 +220,64 @@
           <w:sz w:val="19"/>
           <w:szCs w:val="19"/>
         </w:rPr>
-        <w:t xml:space="preserve">Команда не знает заранее, что понравится пользователям, и хочет показывать им прототип каждые две недели. Какой подход ей ближе?</w:t>
-      </w:r>
-    </w:p>
-    <w:p>
-      <w:pPr>
-        <w:keepNext/>
-        <w:spacing w:after="0" w:before="0"/>
-        <w:ind w:left="360"/>
-      </w:pPr>
-      <w:r>
-        <w:rPr>
-          <w:rFonts w:ascii="Arial" w:cs="Arial" w:eastAsia="Arial" w:hAnsi="Arial"/>
-          <w:b w:val="false"/>
-          <w:bCs w:val="false"/>
-          <w:i w:val="false"/>
-          <w:iCs w:val="false"/>
-          <w:sz w:val="19"/>
-          <w:szCs w:val="19"/>
-        </w:rPr>
-        <w:t xml:space="preserve">а) Agile</w:t>
-      </w:r>
-    </w:p>
-    <w:p>
-      <w:pPr>
-        <w:keepNext/>
-        <w:spacing w:after="0" w:before="0"/>
-        <w:ind w:left="360"/>
-      </w:pPr>
-      <w:r>
-        <w:rPr>
-          <w:rFonts w:ascii="Arial" w:cs="Arial" w:eastAsia="Arial" w:hAnsi="Arial"/>
-          <w:b w:val="false"/>
-          <w:bCs w:val="false"/>
-          <w:i w:val="false"/>
-          <w:iCs w:val="false"/>
-          <w:sz w:val="19"/>
-          <w:szCs w:val="19"/>
-        </w:rPr>
-        <w:t xml:space="preserve">б) Waterfall</w:t>
-      </w:r>
-    </w:p>
-    <w:p>
-      <w:pPr>
-        <w:keepNext/>
-        <w:spacing w:after="0" w:before="0"/>
-        <w:ind w:left="360"/>
-      </w:pPr>
-      <w:r>
-        <w:rPr>
-          <w:rFonts w:ascii="Arial" w:cs="Arial" w:eastAsia="Arial" w:hAnsi="Arial"/>
-          <w:b w:val="false"/>
-          <w:bCs w:val="false"/>
-          <w:i w:val="false"/>
-          <w:iCs w:val="false"/>
-          <w:sz w:val="19"/>
-          <w:szCs w:val="19"/>
-        </w:rPr>
-        <w:t xml:space="preserve">в) Любой: подходы не различаются</w:t>
+        <w:t xml:space="preserve">Команде нужен контрольный влагомер. Его нет, и пока неизвестно, где его взять. Как записать это в разделе паспорта «Ресурсы»?</w:t>
+      </w:r>
+    </w:p>
+    <w:p>
+      <w:pPr>
+        <w:keepNext/>
+        <w:spacing w:after="0" w:before="0"/>
+        <w:ind w:left="360"/>
+      </w:pPr>
+      <w:r>
+        <w:rPr>
+          <w:rFonts w:ascii="Arial" w:cs="Arial" w:eastAsia="Arial" w:hAnsi="Arial"/>
+          <w:b w:val="false"/>
+          <w:bCs w:val="false"/>
+          <w:i w:val="false"/>
+          <w:iCs w:val="false"/>
+          <w:sz w:val="19"/>
+          <w:szCs w:val="19"/>
+        </w:rPr>
+        <w:t xml:space="preserve">а) «Нет», клетку «где берём» оставить пустой: это риск проекта</w:t>
+      </w:r>
+    </w:p>
+    <w:p>
+      <w:pPr>
+        <w:keepNext/>
+        <w:spacing w:after="0" w:before="0"/>
+        <w:ind w:left="360"/>
+      </w:pPr>
+      <w:r>
+        <w:rPr>
+          <w:rFonts w:ascii="Arial" w:cs="Arial" w:eastAsia="Arial" w:hAnsi="Arial"/>
+          <w:b w:val="false"/>
+          <w:bCs w:val="false"/>
+          <w:i w:val="false"/>
+          <w:iCs w:val="false"/>
+          <w:sz w:val="19"/>
+          <w:szCs w:val="19"/>
+        </w:rPr>
+        <w:t xml:space="preserve">б) «Есть»: на кафедре он, скорее всего, найдётся</w:t>
+      </w:r>
+    </w:p>
+    <w:p>
+      <w:pPr>
+        <w:keepNext/>
+        <w:spacing w:after="0" w:before="0"/>
+        <w:ind w:left="360"/>
+      </w:pPr>
+      <w:r>
+        <w:rPr>
+          <w:rFonts w:ascii="Arial" w:cs="Arial" w:eastAsia="Arial" w:hAnsi="Arial"/>
+          <w:b w:val="false"/>
+          <w:bCs w:val="false"/>
+          <w:i w:val="false"/>
+          <w:iCs w:val="false"/>
+          <w:sz w:val="19"/>
+          <w:szCs w:val="19"/>
+        </w:rPr>
+        <w:t xml:space="preserve">в) Не записывать, пока влагомер не найдётся</w:t>
       </w:r>
     </w:p>
     <w:p>
@@ -296,7 +296,7 @@
           <w:sz w:val="19"/>
           <w:szCs w:val="19"/>
         </w:rPr>
-        <w:t xml:space="preserve">г) Никакой: прототипы не планируют</w:t>
+        <w:t xml:space="preserve">г) Убрать влагомер из списка и обойтись без него</w:t>
       </w:r>
     </w:p>
     <w:p>
